--- a/S1-CL2-Cloud-Disaster-Recovery/mappings/ICTCLD501_Assessment_Mapping.docx
+++ b/S1-CL2-Cloud-Disaster-Recovery/mappings/ICTCLD501_Assessment_Mapping.docx
@@ -1956,7 +1956,7 @@
           </w:tcPr>
           <w:p>
             <w:r>
-              <w:t>B1</w:t>
+              <w:t>A12</w:t>
             </w:r>
           </w:p>
         </w:tc>
@@ -2063,7 +2063,7 @@
           </w:tcPr>
           <w:p>
             <w:r>
-              <w:t>B2</w:t>
+              <w:t>A12</w:t>
             </w:r>
           </w:p>
         </w:tc>
@@ -2170,7 +2170,7 @@
           </w:tcPr>
           <w:p>
             <w:r>
-              <w:t>B2</w:t>
+              <w:t>A12</w:t>
             </w:r>
           </w:p>
         </w:tc>
@@ -2279,7 +2279,7 @@
           </w:tcPr>
           <w:p>
             <w:r>
-              <w:t>B3</w:t>
+              <w:t>A13</w:t>
             </w:r>
           </w:p>
         </w:tc>
@@ -2386,7 +2386,7 @@
           </w:tcPr>
           <w:p>
             <w:r>
-              <w:t>B6</w:t>
+              <w:t>A13</w:t>
             </w:r>
           </w:p>
         </w:tc>
@@ -2493,7 +2493,7 @@
           </w:tcPr>
           <w:p>
             <w:r>
-              <w:t>B4</w:t>
+              <w:t>A13</w:t>
             </w:r>
           </w:p>
         </w:tc>
@@ -2600,7 +2600,7 @@
           </w:tcPr>
           <w:p>
             <w:r>
-              <w:t>B5</w:t>
+              <w:t>A13</w:t>
             </w:r>
           </w:p>
         </w:tc>
@@ -2707,7 +2707,7 @@
           </w:tcPr>
           <w:p>
             <w:r>
-              <w:t>B7</w:t>
+              <w:t>A13</w:t>
             </w:r>
           </w:p>
         </w:tc>
@@ -2816,7 +2816,7 @@
           </w:tcPr>
           <w:p>
             <w:r>
-              <w:t>B8</w:t>
+              <w:t>A14</w:t>
             </w:r>
           </w:p>
         </w:tc>
@@ -2923,7 +2923,7 @@
           </w:tcPr>
           <w:p>
             <w:r>
-              <w:t>B9</w:t>
+              <w:t>A14</w:t>
             </w:r>
           </w:p>
         </w:tc>
@@ -3030,7 +3030,7 @@
           </w:tcPr>
           <w:p>
             <w:r>
-              <w:t>B10</w:t>
+              <w:t>A14</w:t>
             </w:r>
           </w:p>
         </w:tc>
@@ -3137,7 +3137,7 @@
           </w:tcPr>
           <w:p>
             <w:r>
-              <w:t>B11</w:t>
+              <w:t>A14</w:t>
             </w:r>
           </w:p>
         </w:tc>
@@ -3246,7 +3246,7 @@
           </w:tcPr>
           <w:p>
             <w:r>
-              <w:t>B12</w:t>
+              <w:t>A14</w:t>
             </w:r>
           </w:p>
         </w:tc>
@@ -3353,7 +3353,7 @@
           </w:tcPr>
           <w:p>
             <w:r>
-              <w:t>B12</w:t>
+              <w:t>A15</w:t>
             </w:r>
           </w:p>
         </w:tc>
@@ -3460,7 +3460,7 @@
           </w:tcPr>
           <w:p>
             <w:r>
-              <w:t>B14</w:t>
+              <w:t>A17</w:t>
             </w:r>
           </w:p>
         </w:tc>
@@ -3569,7 +3569,7 @@
           </w:tcPr>
           <w:p>
             <w:r>
-              <w:t>C1</w:t>
+              <w:t>A19</w:t>
             </w:r>
           </w:p>
         </w:tc>
@@ -3676,7 +3676,7 @@
           </w:tcPr>
           <w:p>
             <w:r>
-              <w:t>C2</w:t>
+              <w:t>A20</w:t>
             </w:r>
           </w:p>
         </w:tc>
@@ -3783,7 +3783,7 @@
           </w:tcPr>
           <w:p>
             <w:r>
-              <w:t>C3</w:t>
+              <w:t>A21</w:t>
             </w:r>
           </w:p>
         </w:tc>
@@ -3890,7 +3890,7 @@
           </w:tcPr>
           <w:p>
             <w:r>
-              <w:t>C4</w:t>
+              <w:t>A22</w:t>
             </w:r>
           </w:p>
         </w:tc>
@@ -4287,7 +4287,7 @@
           </w:tcPr>
           <w:p>
             <w:r>
-              <w:t>B13</w:t>
+              <w:t>A17</w:t>
             </w:r>
           </w:p>
         </w:tc>
@@ -4380,7 +4380,7 @@
           </w:tcPr>
           <w:p>
             <w:r>
-              <w:t>B5</w:t>
+              <w:t>A13</w:t>
             </w:r>
           </w:p>
         </w:tc>
@@ -4473,7 +4473,7 @@
           </w:tcPr>
           <w:p>
             <w:r>
-              <w:t>B13</w:t>
+              <w:t>A15</w:t>
             </w:r>
           </w:p>
         </w:tc>
@@ -4881,7 +4881,7 @@
           </w:tcPr>
           <w:p>
             <w:r>
-              <w:t>B15, C5</w:t>
+              <w:t>A13, A18</w:t>
             </w:r>
           </w:p>
         </w:tc>
@@ -4975,7 +4975,7 @@
           </w:tcPr>
           <w:p>
             <w:r>
-              <w:t>B15, C5</w:t>
+              <w:t>A13, A18</w:t>
             </w:r>
           </w:p>
         </w:tc>
@@ -5069,7 +5069,7 @@
           </w:tcPr>
           <w:p>
             <w:r>
-              <w:t>B15, C5</w:t>
+              <w:t>A14, A18</w:t>
             </w:r>
           </w:p>
         </w:tc>
@@ -5163,7 +5163,7 @@
           </w:tcPr>
           <w:p>
             <w:r>
-              <w:t>B15, C5</w:t>
+              <w:t>A16</w:t>
             </w:r>
           </w:p>
         </w:tc>
@@ -5257,7 +5257,7 @@
           </w:tcPr>
           <w:p>
             <w:r>
-              <w:t>B15, C5</w:t>
+              <w:t>A13, A15, A18</w:t>
             </w:r>
           </w:p>
         </w:tc>
@@ -5351,7 +5351,7 @@
           </w:tcPr>
           <w:p>
             <w:r>
-              <w:t>B15, C5</w:t>
+              <w:t>A15</w:t>
             </w:r>
           </w:p>
         </w:tc>

--- a/S1-CL2-Cloud-Disaster-Recovery/mappings/ICTCLD501_Assessment_Mapping.docx
+++ b/S1-CL2-Cloud-Disaster-Recovery/mappings/ICTCLD501_Assessment_Mapping.docx
@@ -5833,7 +5833,7 @@
           </w:tcPr>
           <w:p>
             <w:r>
-              <w:t>B1</w:t>
+              <w:t>A12</w:t>
             </w:r>
           </w:p>
         </w:tc>
@@ -5951,7 +5951,7 @@
           </w:tcPr>
           <w:p>
             <w:r>
-              <w:t>C6</w:t>
+              <w:t>A19</w:t>
             </w:r>
           </w:p>
         </w:tc>
@@ -6069,7 +6069,7 @@
           </w:tcPr>
           <w:p>
             <w:r>
-              <w:t>B8</w:t>
+              <w:t>A17</w:t>
             </w:r>
           </w:p>
         </w:tc>
@@ -6187,7 +6187,7 @@
           </w:tcPr>
           <w:p>
             <w:r>
-              <w:t>B12</w:t>
+              <w:t>A13, A15</w:t>
             </w:r>
           </w:p>
         </w:tc>
@@ -6305,7 +6305,7 @@
           </w:tcPr>
           <w:p>
             <w:r>
-              <w:t>B5</w:t>
+              <w:t>A14</w:t>
             </w:r>
           </w:p>
         </w:tc>
